--- a/курсовой/2026-09-27/Расчет_силовой_и_кинематический_тангенсный_механизм.docx
+++ b/курсовой/2026-09-27/Расчет_силовой_и_кинематический_тангенсный_механизм.docx
@@ -53,7 +53,7 @@
           <w:rFonts w:ascii="Times New Roman" w:hAnsi="Times New Roman" w:cs="Times New Roman" w:eastAsia="Times New Roman"/>
           <w:sz w:val="28"/>
         </w:rPr>
-        <w:t>Рабочая версия от 27.09.2026. Расчёт выполнен по цепочке, заданной преподавателем: материал крышки → предел текучести +5 % → площадь кольца → усилие на ползуне → известная сила руки → длина рукояти → соотношение плеч, минимизирующее габариты. Величины со статусом «допущение» подлежат согласованию с преподавателем (разделы 8–9); окончательные значения F</w:t>
+        <w:t>Рабочая версия от 27.09.2026. Расчёт выполнен по цепочке, заданной преподавателем: материал крышки → предел текучести +5 % → площадь кольца → усилие на ползуне → известная сила руки → длина рукояти → соотношение плеч, минимизирующее габариты. Величины со статусом «допущение» подлежат согласованию с преподавателем (разделы 9–10); окончательные значения F</w:t>
       </w:r>
       <w:r>
         <w:rPr>
@@ -3683,7 +3683,7 @@
           <w:rFonts w:ascii="Times New Roman" w:hAnsi="Times New Roman" w:cs="Times New Roman" w:eastAsia="Times New Roman"/>
           <w:sz w:val="28"/>
         </w:rPr>
-        <w:t>, нужно уточнить у преподавателя, какое кольцо имелось в виду (раздел 9). Дальнейшие разделы выведены в общем виде и посчитаны для всех вариантов таблицы 3.</w:t>
+        <w:t>, нужно уточнить у преподавателя, какое кольцо имелось в виду (раздел 10). Дальнейшие разделы выведены в общем виде и посчитаны для всех вариантов таблицы 3.</w:t>
       </w:r>
     </w:p>
     <w:p>
@@ -6226,7 +6226,1740 @@
           <w:b/>
           <w:sz w:val="30"/>
         </w:rPr>
-        <w:t>7. Применимость лекционного материала к тангенсному механизму</w:t>
+        <w:t>7. Приведение размеров к нормальным линейным размерам (ГОСТ 6636-69)</w:t>
+      </w:r>
+    </w:p>
+    <w:p>
+      <w:pPr>
+        <w:spacing w:before="0" w:after="0" w:line="360" w:lineRule="auto"/>
+        <w:ind w:firstLine="709"/>
+      </w:pPr>
+      <w:r>
+        <w:rPr>
+          <w:rFonts w:ascii="Times New Roman" w:hAnsi="Times New Roman" w:cs="Times New Roman" w:eastAsia="Times New Roman"/>
+          <w:sz w:val="28"/>
+        </w:rPr>
+        <w:t>Требование ТЗ (разд. 4): размеры, выбираемые конструктором и не заданные стандартами или жёсткой расчётной зависимостью, после расчёта приводятся к рядам Ra10–Ra20 ГОСТ 6636-69. Положения стандарта, которыми руководствуемся:</w:t>
+      </w:r>
+    </w:p>
+    <w:p>
+      <w:pPr>
+        <w:spacing w:before="60" w:after="60" w:line="276" w:lineRule="auto"/>
+      </w:pPr>
+      <w:r>
+        <w:rPr>
+          <w:rFonts w:ascii="Times New Roman" w:hAnsi="Times New Roman" w:cs="Times New Roman" w:eastAsia="Times New Roman"/>
+          <w:i/>
+          <w:sz w:val="24"/>
+        </w:rPr>
+        <w:t>«Стандарт не распространяется на технологические межоперационные размеры, связанные с расчетной зависимостью с принятыми значениями других параметров; на размеры, установленные в стандартах на конкретные изделия; на оптимальные размеры, замена которых нормальными линейными размерами приведет к снижению качества продукции».</w:t>
+      </w:r>
+    </w:p>
+    <w:p>
+      <w:pPr>
+        <w:spacing w:before="0" w:after="80"/>
+      </w:pPr>
+      <w:r>
+        <w:rPr>
+          <w:rFonts w:ascii="Times New Roman" w:hAnsi="Times New Roman" w:cs="Times New Roman" w:eastAsia="Times New Roman"/>
+          <w:sz w:val="22"/>
+        </w:rPr>
+        <w:t>ГОСТ 6636-69, п. 1.</w:t>
+      </w:r>
+    </w:p>
+    <w:p>
+      <w:pPr>
+        <w:spacing w:before="60" w:after="60" w:line="276" w:lineRule="auto"/>
+      </w:pPr>
+      <w:r>
+        <w:rPr>
+          <w:rFonts w:ascii="Times New Roman" w:hAnsi="Times New Roman" w:cs="Times New Roman" w:eastAsia="Times New Roman"/>
+          <w:i/>
+          <w:sz w:val="24"/>
+        </w:rPr>
+        <w:t>«При выборе размеров предпочтение должно отдаваться рядам с более крупной градацией (ряд Ra5 следует предпочитать ряду Ra10; ряд Ra10 — ряду Ra20; ряд Ra20 — ряду Ra40). Дополнительные размеры, приведенные в таблице, допускается применять лишь в отдельных, технически обоснованных случаях».</w:t>
+      </w:r>
+    </w:p>
+    <w:p>
+      <w:pPr>
+        <w:spacing w:before="0" w:after="80"/>
+      </w:pPr>
+      <w:r>
+        <w:rPr>
+          <w:rFonts w:ascii="Times New Roman" w:hAnsi="Times New Roman" w:cs="Times New Roman" w:eastAsia="Times New Roman"/>
+          <w:sz w:val="22"/>
+        </w:rPr>
+        <w:t>ГОСТ 6636-69, п. 4.</w:t>
+      </w:r>
+    </w:p>
+    <w:p>
+      <w:pPr>
+        <w:keepNext/>
+        <w:spacing w:before="120" w:after="40"/>
+      </w:pPr>
+      <w:r>
+        <w:rPr>
+          <w:rFonts w:ascii="Times New Roman" w:hAnsi="Times New Roman" w:cs="Times New Roman" w:eastAsia="Times New Roman"/>
+          <w:b/>
+          <w:sz w:val="28"/>
+        </w:rPr>
+        <w:t>7.1. Размеры, подлежащие нормализации</w:t>
+      </w:r>
+    </w:p>
+    <w:p>
+      <w:pPr>
+        <w:spacing w:before="0" w:after="0" w:line="360" w:lineRule="auto"/>
+        <w:ind w:firstLine="709"/>
+      </w:pPr>
+      <w:r>
+        <w:rPr>
+          <w:rFonts w:ascii="Times New Roman" w:hAnsi="Times New Roman" w:cs="Times New Roman" w:eastAsia="Times New Roman"/>
+          <w:sz w:val="28"/>
+        </w:rPr>
+        <w:t>Для размеров, которые не могут быть меньше расчётных, берётся ближайшее значение ряда не меньше расчётного.</w:t>
+      </w:r>
+    </w:p>
+    <w:p>
+      <w:pPr>
+        <w:keepNext/>
+        <w:spacing w:before="120" w:after="60"/>
+      </w:pPr>
+      <w:r>
+        <w:rPr>
+          <w:rFonts w:ascii="Times New Roman" w:hAnsi="Times New Roman" w:cs="Times New Roman" w:eastAsia="Times New Roman"/>
+          <w:i/>
+          <w:sz w:val="24"/>
+        </w:rPr>
+        <w:t>Таблица 6 — Нормализация размеров по ГОСТ 6636-69</w:t>
+      </w:r>
+    </w:p>
+    <w:tbl>
+      <w:tblPr>
+        <w:tblStyle w:val="TableGrid"/>
+        <w:tblW w:type="auto" w:w="0"/>
+        <w:tblLook w:firstColumn="1" w:firstRow="1" w:lastColumn="0" w:lastRow="0" w:noHBand="0" w:noVBand="1" w:val="04A0"/>
+        <w:tblCellMar>
+          <w:top w:w="80" w:type="dxa"/>
+          <w:left w:w="80" w:type="dxa"/>
+          <w:bottom w:w="80" w:type="dxa"/>
+          <w:right w:w="80" w:type="dxa"/>
+        </w:tblCellMar>
+      </w:tblPr>
+      <w:tblGrid>
+        <w:gridCol w:w="1336"/>
+        <w:gridCol w:w="1336"/>
+        <w:gridCol w:w="1336"/>
+        <w:gridCol w:w="1336"/>
+        <w:gridCol w:w="1336"/>
+        <w:gridCol w:w="1336"/>
+        <w:gridCol w:w="1336"/>
+      </w:tblGrid>
+      <w:tr>
+        <w:trPr>
+          <w:tblHeader w:val="true"/>
+        </w:trPr>
+        <w:tc>
+          <w:tcPr>
+            <w:tcW w:type="dxa" w:w="1701"/>
+            <w:vAlign w:val="center"/>
+            <w:shd w:val="clear" w:color="auto" w:fill="D9EAF7"/>
+          </w:tcPr>
+          <w:p>
+            <w:pPr>
+              <w:spacing w:after="0" w:line="240" w:lineRule="auto"/>
+            </w:pPr>
+            <w:r>
+              <w:rPr>
+                <w:rFonts w:ascii="Times New Roman" w:hAnsi="Times New Roman" w:cs="Times New Roman" w:eastAsia="Times New Roman"/>
+                <w:b/>
+                <w:sz w:val="21"/>
+              </w:rPr>
+              <w:t>Размер</w:t>
+            </w:r>
+          </w:p>
+        </w:tc>
+        <w:tc>
+          <w:tcPr>
+            <w:tcW w:type="dxa" w:w="1417"/>
+            <w:vAlign w:val="center"/>
+            <w:shd w:val="clear" w:color="auto" w:fill="D9EAF7"/>
+          </w:tcPr>
+          <w:p>
+            <w:pPr>
+              <w:spacing w:after="0" w:line="240" w:lineRule="auto"/>
+            </w:pPr>
+            <w:r>
+              <w:rPr>
+                <w:rFonts w:ascii="Times New Roman" w:hAnsi="Times New Roman" w:cs="Times New Roman" w:eastAsia="Times New Roman"/>
+                <w:b/>
+                <w:sz w:val="21"/>
+              </w:rPr>
+              <w:t>Расчётное / исходное, мм</w:t>
+            </w:r>
+          </w:p>
+        </w:tc>
+        <w:tc>
+          <w:tcPr>
+            <w:tcW w:type="dxa" w:w="850"/>
+            <w:vAlign w:val="center"/>
+            <w:shd w:val="clear" w:color="auto" w:fill="D9EAF7"/>
+          </w:tcPr>
+          <w:p>
+            <w:pPr>
+              <w:spacing w:after="0" w:line="240" w:lineRule="auto"/>
+            </w:pPr>
+            <w:r>
+              <w:rPr>
+                <w:rFonts w:ascii="Times New Roman" w:hAnsi="Times New Roman" w:cs="Times New Roman" w:eastAsia="Times New Roman"/>
+                <w:b/>
+                <w:sz w:val="21"/>
+              </w:rPr>
+              <w:t>Ra10, мм</w:t>
+            </w:r>
+          </w:p>
+        </w:tc>
+        <w:tc>
+          <w:tcPr>
+            <w:tcW w:type="dxa" w:w="964"/>
+            <w:vAlign w:val="center"/>
+            <w:shd w:val="clear" w:color="auto" w:fill="D9EAF7"/>
+          </w:tcPr>
+          <w:p>
+            <w:pPr>
+              <w:spacing w:after="0" w:line="240" w:lineRule="auto"/>
+            </w:pPr>
+            <w:r>
+              <w:rPr>
+                <w:rFonts w:ascii="Times New Roman" w:hAnsi="Times New Roman" w:cs="Times New Roman" w:eastAsia="Times New Roman"/>
+                <w:b/>
+                <w:sz w:val="21"/>
+              </w:rPr>
+              <w:t>Ra20, мм</w:t>
+            </w:r>
+          </w:p>
+        </w:tc>
+        <w:tc>
+          <w:tcPr>
+            <w:tcW w:type="dxa" w:w="1020"/>
+            <w:vAlign w:val="center"/>
+            <w:shd w:val="clear" w:color="auto" w:fill="D9EAF7"/>
+          </w:tcPr>
+          <w:p>
+            <w:pPr>
+              <w:spacing w:after="0" w:line="240" w:lineRule="auto"/>
+            </w:pPr>
+            <w:r>
+              <w:rPr>
+                <w:rFonts w:ascii="Times New Roman" w:hAnsi="Times New Roman" w:cs="Times New Roman" w:eastAsia="Times New Roman"/>
+                <w:b/>
+                <w:sz w:val="21"/>
+              </w:rPr>
+              <w:t>Принято, мм</w:t>
+            </w:r>
+          </w:p>
+        </w:tc>
+        <w:tc>
+          <w:tcPr>
+            <w:tcW w:type="dxa" w:w="907"/>
+            <w:vAlign w:val="center"/>
+            <w:shd w:val="clear" w:color="auto" w:fill="D9EAF7"/>
+          </w:tcPr>
+          <w:p>
+            <w:pPr>
+              <w:spacing w:after="0" w:line="240" w:lineRule="auto"/>
+            </w:pPr>
+            <w:r>
+              <w:rPr>
+                <w:rFonts w:ascii="Times New Roman" w:hAnsi="Times New Roman" w:cs="Times New Roman" w:eastAsia="Times New Roman"/>
+                <w:b/>
+                <w:sz w:val="21"/>
+              </w:rPr>
+              <w:t>Ряд</w:t>
+            </w:r>
+          </w:p>
+        </w:tc>
+        <w:tc>
+          <w:tcPr>
+            <w:tcW w:type="dxa" w:w="2494"/>
+            <w:vAlign w:val="center"/>
+            <w:shd w:val="clear" w:color="auto" w:fill="D9EAF7"/>
+          </w:tcPr>
+          <w:p>
+            <w:pPr>
+              <w:spacing w:after="0" w:line="240" w:lineRule="auto"/>
+            </w:pPr>
+            <w:r>
+              <w:rPr>
+                <w:rFonts w:ascii="Times New Roman" w:hAnsi="Times New Roman" w:cs="Times New Roman" w:eastAsia="Times New Roman"/>
+                <w:b/>
+                <w:sz w:val="21"/>
+              </w:rPr>
+              <w:t>Примечание</w:t>
+            </w:r>
+          </w:p>
+        </w:tc>
+      </w:tr>
+      <w:tr>
+        <w:tc>
+          <w:tcPr>
+            <w:tcW w:type="dxa" w:w="1701"/>
+            <w:vAlign w:val="center"/>
+          </w:tcPr>
+          <w:p>
+            <w:pPr>
+              <w:spacing w:after="0" w:line="240" w:lineRule="auto"/>
+            </w:pPr>
+            <w:r>
+              <w:rPr>
+                <w:rFonts w:ascii="Times New Roman" w:hAnsi="Times New Roman" w:cs="Times New Roman" w:eastAsia="Times New Roman"/>
+                <w:sz w:val="20"/>
+              </w:rPr>
+              <w:t>Технологический зазор S</w:t>
+            </w:r>
+            <w:r>
+              <w:rPr>
+                <w:rFonts w:ascii="Times New Roman" w:hAnsi="Times New Roman" w:cs="Times New Roman" w:eastAsia="Times New Roman"/>
+                <w:sz w:val="20"/>
+                <w:vertAlign w:val="subscript"/>
+              </w:rPr>
+              <w:t>з</w:t>
+            </w:r>
+          </w:p>
+        </w:tc>
+        <w:tc>
+          <w:tcPr>
+            <w:tcW w:type="dxa" w:w="1417"/>
+            <w:vAlign w:val="center"/>
+          </w:tcPr>
+          <w:p>
+            <w:pPr>
+              <w:spacing w:after="0" w:line="240" w:lineRule="auto"/>
+            </w:pPr>
+            <w:r>
+              <w:rPr>
+                <w:rFonts w:ascii="Times New Roman" w:hAnsi="Times New Roman" w:cs="Times New Roman" w:eastAsia="Times New Roman"/>
+                <w:sz w:val="20"/>
+              </w:rPr>
+              <w:t>9</w:t>
+            </w:r>
+          </w:p>
+        </w:tc>
+        <w:tc>
+          <w:tcPr>
+            <w:tcW w:type="dxa" w:w="850"/>
+            <w:vAlign w:val="center"/>
+          </w:tcPr>
+          <w:p>
+            <w:pPr>
+              <w:spacing w:after="0" w:line="240" w:lineRule="auto"/>
+            </w:pPr>
+            <w:r>
+              <w:rPr>
+                <w:rFonts w:ascii="Times New Roman" w:hAnsi="Times New Roman" w:cs="Times New Roman" w:eastAsia="Times New Roman"/>
+                <w:sz w:val="20"/>
+              </w:rPr>
+              <w:t>10</w:t>
+            </w:r>
+          </w:p>
+        </w:tc>
+        <w:tc>
+          <w:tcPr>
+            <w:tcW w:type="dxa" w:w="964"/>
+            <w:vAlign w:val="center"/>
+          </w:tcPr>
+          <w:p>
+            <w:pPr>
+              <w:spacing w:after="0" w:line="240" w:lineRule="auto"/>
+            </w:pPr>
+            <w:r>
+              <w:rPr>
+                <w:rFonts w:ascii="Times New Roman" w:hAnsi="Times New Roman" w:cs="Times New Roman" w:eastAsia="Times New Roman"/>
+                <w:sz w:val="20"/>
+              </w:rPr>
+              <w:t>10</w:t>
+            </w:r>
+          </w:p>
+        </w:tc>
+        <w:tc>
+          <w:tcPr>
+            <w:tcW w:type="dxa" w:w="1020"/>
+            <w:vAlign w:val="center"/>
+          </w:tcPr>
+          <w:p>
+            <w:pPr>
+              <w:spacing w:after="0" w:line="240" w:lineRule="auto"/>
+            </w:pPr>
+            <w:r>
+              <w:rPr>
+                <w:rFonts w:ascii="Times New Roman" w:hAnsi="Times New Roman" w:cs="Times New Roman" w:eastAsia="Times New Roman"/>
+                <w:sz w:val="20"/>
+              </w:rPr>
+              <w:t>10</w:t>
+            </w:r>
+          </w:p>
+        </w:tc>
+        <w:tc>
+          <w:tcPr>
+            <w:tcW w:type="dxa" w:w="907"/>
+            <w:vAlign w:val="center"/>
+          </w:tcPr>
+          <w:p>
+            <w:pPr>
+              <w:spacing w:after="0" w:line="240" w:lineRule="auto"/>
+            </w:pPr>
+            <w:r>
+              <w:rPr>
+                <w:rFonts w:ascii="Times New Roman" w:hAnsi="Times New Roman" w:cs="Times New Roman" w:eastAsia="Times New Roman"/>
+                <w:sz w:val="20"/>
+              </w:rPr>
+              <w:t>Ra5</w:t>
+            </w:r>
+          </w:p>
+        </w:tc>
+        <w:tc>
+          <w:tcPr>
+            <w:tcW w:type="dxa" w:w="2494"/>
+            <w:vAlign w:val="center"/>
+          </w:tcPr>
+          <w:p>
+            <w:pPr>
+              <w:spacing w:after="0" w:line="240" w:lineRule="auto"/>
+            </w:pPr>
+            <w:r>
+              <w:rPr>
+                <w:rFonts w:ascii="Times New Roman" w:hAnsi="Times New Roman" w:cs="Times New Roman" w:eastAsia="Times New Roman"/>
+                <w:sz w:val="20"/>
+              </w:rPr>
+              <w:t>назначается конструктором</w:t>
+            </w:r>
+          </w:p>
+        </w:tc>
+      </w:tr>
+      <w:tr>
+        <w:tc>
+          <w:tcPr>
+            <w:tcW w:type="dxa" w:w="1701"/>
+            <w:vAlign w:val="center"/>
+            <w:shd w:val="clear" w:color="auto" w:fill="FBE9E7"/>
+          </w:tcPr>
+          <w:p>
+            <w:pPr>
+              <w:spacing w:after="0" w:line="240" w:lineRule="auto"/>
+            </w:pPr>
+            <w:r>
+              <w:rPr>
+                <w:rFonts w:ascii="Times New Roman" w:hAnsi="Times New Roman" w:cs="Times New Roman" w:eastAsia="Times New Roman"/>
+                <w:sz w:val="20"/>
+              </w:rPr>
+              <w:t>Ход ползуна S = S</w:t>
+            </w:r>
+            <w:r>
+              <w:rPr>
+                <w:rFonts w:ascii="Times New Roman" w:hAnsi="Times New Roman" w:cs="Times New Roman" w:eastAsia="Times New Roman"/>
+                <w:sz w:val="20"/>
+                <w:vertAlign w:val="subscript"/>
+              </w:rPr>
+              <w:t>з</w:t>
+            </w:r>
+            <w:r>
+              <w:rPr>
+                <w:rFonts w:ascii="Times New Roman" w:hAnsi="Times New Roman" w:cs="Times New Roman" w:eastAsia="Times New Roman"/>
+                <w:sz w:val="20"/>
+              </w:rPr>
+              <w:t xml:space="preserve"> + S</w:t>
+            </w:r>
+            <w:r>
+              <w:rPr>
+                <w:rFonts w:ascii="Times New Roman" w:hAnsi="Times New Roman" w:cs="Times New Roman" w:eastAsia="Times New Roman"/>
+                <w:sz w:val="20"/>
+                <w:vertAlign w:val="subscript"/>
+              </w:rPr>
+              <w:t>об</w:t>
+            </w:r>
+          </w:p>
+        </w:tc>
+        <w:tc>
+          <w:tcPr>
+            <w:tcW w:type="dxa" w:w="1417"/>
+            <w:vAlign w:val="center"/>
+            <w:shd w:val="clear" w:color="auto" w:fill="FBE9E7"/>
+          </w:tcPr>
+          <w:p>
+            <w:pPr>
+              <w:spacing w:after="0" w:line="240" w:lineRule="auto"/>
+            </w:pPr>
+            <w:r>
+              <w:rPr>
+                <w:rFonts w:ascii="Times New Roman" w:hAnsi="Times New Roman" w:cs="Times New Roman" w:eastAsia="Times New Roman"/>
+                <w:sz w:val="20"/>
+              </w:rPr>
+              <w:t>15 (ТЗ; 15 есть только в Ra40)</w:t>
+            </w:r>
+          </w:p>
+        </w:tc>
+        <w:tc>
+          <w:tcPr>
+            <w:tcW w:type="dxa" w:w="850"/>
+            <w:vAlign w:val="center"/>
+            <w:shd w:val="clear" w:color="auto" w:fill="FBE9E7"/>
+          </w:tcPr>
+          <w:p>
+            <w:pPr>
+              <w:spacing w:after="0" w:line="240" w:lineRule="auto"/>
+            </w:pPr>
+            <w:r>
+              <w:rPr>
+                <w:rFonts w:ascii="Times New Roman" w:hAnsi="Times New Roman" w:cs="Times New Roman" w:eastAsia="Times New Roman"/>
+                <w:sz w:val="20"/>
+              </w:rPr>
+              <w:t>16</w:t>
+            </w:r>
+          </w:p>
+        </w:tc>
+        <w:tc>
+          <w:tcPr>
+            <w:tcW w:type="dxa" w:w="964"/>
+            <w:vAlign w:val="center"/>
+            <w:shd w:val="clear" w:color="auto" w:fill="FBE9E7"/>
+          </w:tcPr>
+          <w:p>
+            <w:pPr>
+              <w:spacing w:after="0" w:line="240" w:lineRule="auto"/>
+            </w:pPr>
+            <w:r>
+              <w:rPr>
+                <w:rFonts w:ascii="Times New Roman" w:hAnsi="Times New Roman" w:cs="Times New Roman" w:eastAsia="Times New Roman"/>
+                <w:sz w:val="20"/>
+              </w:rPr>
+              <w:t>16</w:t>
+            </w:r>
+          </w:p>
+        </w:tc>
+        <w:tc>
+          <w:tcPr>
+            <w:tcW w:type="dxa" w:w="1020"/>
+            <w:vAlign w:val="center"/>
+            <w:shd w:val="clear" w:color="auto" w:fill="FBE9E7"/>
+          </w:tcPr>
+          <w:p>
+            <w:pPr>
+              <w:spacing w:after="0" w:line="240" w:lineRule="auto"/>
+            </w:pPr>
+            <w:r>
+              <w:rPr>
+                <w:rFonts w:ascii="Times New Roman" w:hAnsi="Times New Roman" w:cs="Times New Roman" w:eastAsia="Times New Roman"/>
+                <w:sz w:val="20"/>
+              </w:rPr>
+              <w:t>16</w:t>
+            </w:r>
+          </w:p>
+        </w:tc>
+        <w:tc>
+          <w:tcPr>
+            <w:tcW w:type="dxa" w:w="907"/>
+            <w:vAlign w:val="center"/>
+            <w:shd w:val="clear" w:color="auto" w:fill="FBE9E7"/>
+          </w:tcPr>
+          <w:p>
+            <w:pPr>
+              <w:spacing w:after="0" w:line="240" w:lineRule="auto"/>
+            </w:pPr>
+            <w:r>
+              <w:rPr>
+                <w:rFonts w:ascii="Times New Roman" w:hAnsi="Times New Roman" w:cs="Times New Roman" w:eastAsia="Times New Roman"/>
+                <w:sz w:val="20"/>
+              </w:rPr>
+              <w:t>Ra5</w:t>
+            </w:r>
+          </w:p>
+        </w:tc>
+        <w:tc>
+          <w:tcPr>
+            <w:tcW w:type="dxa" w:w="2494"/>
+            <w:vAlign w:val="center"/>
+            <w:shd w:val="clear" w:color="auto" w:fill="FBE9E7"/>
+          </w:tcPr>
+          <w:p>
+            <w:pPr>
+              <w:spacing w:after="0" w:line="240" w:lineRule="auto"/>
+            </w:pPr>
+            <w:r>
+              <w:rPr>
+                <w:rFonts w:ascii="Times New Roman" w:hAnsi="Times New Roman" w:cs="Times New Roman" w:eastAsia="Times New Roman"/>
+                <w:sz w:val="20"/>
+              </w:rPr>
+              <w:t>S</w:t>
+            </w:r>
+            <w:r>
+              <w:rPr>
+                <w:rFonts w:ascii="Times New Roman" w:hAnsi="Times New Roman" w:cs="Times New Roman" w:eastAsia="Times New Roman"/>
+                <w:sz w:val="20"/>
+                <w:vertAlign w:val="subscript"/>
+              </w:rPr>
+              <w:t>об</w:t>
+            </w:r>
+            <w:r>
+              <w:rPr>
+                <w:rFonts w:ascii="Times New Roman" w:hAnsi="Times New Roman" w:cs="Times New Roman" w:eastAsia="Times New Roman"/>
+                <w:sz w:val="20"/>
+              </w:rPr>
+              <w:t xml:space="preserve"> = 6 мм связан с высотой крышки и не нормализуется</w:t>
+            </w:r>
+          </w:p>
+        </w:tc>
+      </w:tr>
+      <w:tr>
+        <w:tc>
+          <w:tcPr>
+            <w:tcW w:type="dxa" w:w="1701"/>
+            <w:vAlign w:val="center"/>
+          </w:tcPr>
+          <w:p>
+            <w:pPr>
+              <w:spacing w:after="0" w:line="240" w:lineRule="auto"/>
+            </w:pPr>
+            <w:r>
+              <w:rPr>
+                <w:rFonts w:ascii="Times New Roman" w:hAnsi="Times New Roman" w:cs="Times New Roman" w:eastAsia="Times New Roman"/>
+                <w:sz w:val="20"/>
+              </w:rPr>
+              <w:t>Расстояние стойка — ось ползуна e</w:t>
+            </w:r>
+          </w:p>
+        </w:tc>
+        <w:tc>
+          <w:tcPr>
+            <w:tcW w:type="dxa" w:w="1417"/>
+            <w:vAlign w:val="center"/>
+          </w:tcPr>
+          <w:p>
+            <w:pPr>
+              <w:spacing w:after="0" w:line="240" w:lineRule="auto"/>
+            </w:pPr>
+            <w:r>
+              <w:rPr>
+                <w:rFonts w:ascii="Times New Roman" w:hAnsi="Times New Roman" w:cs="Times New Roman" w:eastAsia="Times New Roman"/>
+                <w:sz w:val="20"/>
+              </w:rPr>
+              <w:t>S/tg 30° = 27,71</w:t>
+            </w:r>
+          </w:p>
+        </w:tc>
+        <w:tc>
+          <w:tcPr>
+            <w:tcW w:type="dxa" w:w="850"/>
+            <w:vAlign w:val="center"/>
+          </w:tcPr>
+          <w:p>
+            <w:pPr>
+              <w:spacing w:after="0" w:line="240" w:lineRule="auto"/>
+            </w:pPr>
+            <w:r>
+              <w:rPr>
+                <w:rFonts w:ascii="Times New Roman" w:hAnsi="Times New Roman" w:cs="Times New Roman" w:eastAsia="Times New Roman"/>
+                <w:sz w:val="20"/>
+              </w:rPr>
+              <w:t>32</w:t>
+            </w:r>
+          </w:p>
+        </w:tc>
+        <w:tc>
+          <w:tcPr>
+            <w:tcW w:type="dxa" w:w="964"/>
+            <w:vAlign w:val="center"/>
+          </w:tcPr>
+          <w:p>
+            <w:pPr>
+              <w:spacing w:after="0" w:line="240" w:lineRule="auto"/>
+            </w:pPr>
+            <w:r>
+              <w:rPr>
+                <w:rFonts w:ascii="Times New Roman" w:hAnsi="Times New Roman" w:cs="Times New Roman" w:eastAsia="Times New Roman"/>
+                <w:sz w:val="20"/>
+              </w:rPr>
+              <w:t>28</w:t>
+            </w:r>
+          </w:p>
+        </w:tc>
+        <w:tc>
+          <w:tcPr>
+            <w:tcW w:type="dxa" w:w="1020"/>
+            <w:vAlign w:val="center"/>
+          </w:tcPr>
+          <w:p>
+            <w:pPr>
+              <w:spacing w:after="0" w:line="240" w:lineRule="auto"/>
+            </w:pPr>
+            <w:r>
+              <w:rPr>
+                <w:rFonts w:ascii="Times New Roman" w:hAnsi="Times New Roman" w:cs="Times New Roman" w:eastAsia="Times New Roman"/>
+                <w:sz w:val="20"/>
+              </w:rPr>
+              <w:t>28</w:t>
+            </w:r>
+          </w:p>
+        </w:tc>
+        <w:tc>
+          <w:tcPr>
+            <w:tcW w:type="dxa" w:w="907"/>
+            <w:vAlign w:val="center"/>
+          </w:tcPr>
+          <w:p>
+            <w:pPr>
+              <w:spacing w:after="0" w:line="240" w:lineRule="auto"/>
+            </w:pPr>
+            <w:r>
+              <w:rPr>
+                <w:rFonts w:ascii="Times New Roman" w:hAnsi="Times New Roman" w:cs="Times New Roman" w:eastAsia="Times New Roman"/>
+                <w:sz w:val="20"/>
+              </w:rPr>
+              <w:t>Ra20</w:t>
+            </w:r>
+          </w:p>
+        </w:tc>
+        <w:tc>
+          <w:tcPr>
+            <w:tcW w:type="dxa" w:w="2494"/>
+            <w:vAlign w:val="center"/>
+          </w:tcPr>
+          <w:p>
+            <w:pPr>
+              <w:spacing w:after="0" w:line="240" w:lineRule="auto"/>
+            </w:pPr>
+            <w:r>
+              <w:rPr>
+                <w:rFonts w:ascii="Times New Roman" w:hAnsi="Times New Roman" w:cs="Times New Roman" w:eastAsia="Times New Roman"/>
+                <w:sz w:val="20"/>
+              </w:rPr>
+              <w:t>Ra10 (32 мм) даёт L = 482 → 500 мм; Ra20 выбран ради меньших габаритов</w:t>
+            </w:r>
+          </w:p>
+        </w:tc>
+      </w:tr>
+      <w:tr>
+        <w:tc>
+          <w:tcPr>
+            <w:tcW w:type="dxa" w:w="1701"/>
+            <w:vAlign w:val="center"/>
+          </w:tcPr>
+          <w:p>
+            <w:pPr>
+              <w:spacing w:after="0" w:line="240" w:lineRule="auto"/>
+            </w:pPr>
+            <w:r>
+              <w:rPr>
+                <w:rFonts w:ascii="Times New Roman" w:hAnsi="Times New Roman" w:cs="Times New Roman" w:eastAsia="Times New Roman"/>
+                <w:sz w:val="20"/>
+              </w:rPr>
+              <w:t>Длина рукояти L (F = 800 Н)</w:t>
+            </w:r>
+          </w:p>
+        </w:tc>
+        <w:tc>
+          <w:tcPr>
+            <w:tcW w:type="dxa" w:w="1417"/>
+            <w:vAlign w:val="center"/>
+          </w:tcPr>
+          <w:p>
+            <w:pPr>
+              <w:spacing w:after="0" w:line="240" w:lineRule="auto"/>
+            </w:pPr>
+            <w:r>
+              <w:rPr>
+                <w:rFonts w:ascii="Times New Roman" w:hAnsi="Times New Roman" w:cs="Times New Roman" w:eastAsia="Times New Roman"/>
+                <w:sz w:val="20"/>
+              </w:rPr>
+              <w:t>426</w:t>
+            </w:r>
+          </w:p>
+        </w:tc>
+        <w:tc>
+          <w:tcPr>
+            <w:tcW w:type="dxa" w:w="850"/>
+            <w:vAlign w:val="center"/>
+          </w:tcPr>
+          <w:p>
+            <w:pPr>
+              <w:spacing w:after="0" w:line="240" w:lineRule="auto"/>
+            </w:pPr>
+            <w:r>
+              <w:rPr>
+                <w:rFonts w:ascii="Times New Roman" w:hAnsi="Times New Roman" w:cs="Times New Roman" w:eastAsia="Times New Roman"/>
+                <w:sz w:val="20"/>
+              </w:rPr>
+              <w:t>500</w:t>
+            </w:r>
+          </w:p>
+        </w:tc>
+        <w:tc>
+          <w:tcPr>
+            <w:tcW w:type="dxa" w:w="964"/>
+            <w:vAlign w:val="center"/>
+          </w:tcPr>
+          <w:p>
+            <w:pPr>
+              <w:spacing w:after="0" w:line="240" w:lineRule="auto"/>
+            </w:pPr>
+            <w:r>
+              <w:rPr>
+                <w:rFonts w:ascii="Times New Roman" w:hAnsi="Times New Roman" w:cs="Times New Roman" w:eastAsia="Times New Roman"/>
+                <w:sz w:val="20"/>
+              </w:rPr>
+              <w:t>450</w:t>
+            </w:r>
+          </w:p>
+        </w:tc>
+        <w:tc>
+          <w:tcPr>
+            <w:tcW w:type="dxa" w:w="1020"/>
+            <w:vAlign w:val="center"/>
+          </w:tcPr>
+          <w:p>
+            <w:pPr>
+              <w:spacing w:after="0" w:line="240" w:lineRule="auto"/>
+            </w:pPr>
+            <w:r>
+              <w:rPr>
+                <w:rFonts w:ascii="Times New Roman" w:hAnsi="Times New Roman" w:cs="Times New Roman" w:eastAsia="Times New Roman"/>
+                <w:sz w:val="20"/>
+              </w:rPr>
+              <w:t>450</w:t>
+            </w:r>
+          </w:p>
+        </w:tc>
+        <w:tc>
+          <w:tcPr>
+            <w:tcW w:type="dxa" w:w="907"/>
+            <w:vAlign w:val="center"/>
+          </w:tcPr>
+          <w:p>
+            <w:pPr>
+              <w:spacing w:after="0" w:line="240" w:lineRule="auto"/>
+            </w:pPr>
+            <w:r>
+              <w:rPr>
+                <w:rFonts w:ascii="Times New Roman" w:hAnsi="Times New Roman" w:cs="Times New Roman" w:eastAsia="Times New Roman"/>
+                <w:sz w:val="20"/>
+              </w:rPr>
+              <w:t>Ra20</w:t>
+            </w:r>
+          </w:p>
+        </w:tc>
+        <w:tc>
+          <w:tcPr>
+            <w:tcW w:type="dxa" w:w="2494"/>
+            <w:vAlign w:val="center"/>
+          </w:tcPr>
+          <w:p>
+            <w:pPr>
+              <w:spacing w:after="0" w:line="240" w:lineRule="auto"/>
+            </w:pPr>
+            <w:r>
+              <w:rPr>
+                <w:rFonts w:ascii="Times New Roman" w:hAnsi="Times New Roman" w:cs="Times New Roman" w:eastAsia="Times New Roman"/>
+                <w:sz w:val="20"/>
+              </w:rPr>
+              <w:t>сила руки 52 Н ≤ 55 Н</w:t>
+            </w:r>
+          </w:p>
+        </w:tc>
+      </w:tr>
+      <w:tr>
+        <w:tc>
+          <w:tcPr>
+            <w:tcW w:type="dxa" w:w="1701"/>
+            <w:vAlign w:val="center"/>
+          </w:tcPr>
+          <w:p>
+            <w:pPr>
+              <w:spacing w:after="0" w:line="240" w:lineRule="auto"/>
+            </w:pPr>
+            <w:r>
+              <w:rPr>
+                <w:rFonts w:ascii="Times New Roman" w:hAnsi="Times New Roman" w:cs="Times New Roman" w:eastAsia="Times New Roman"/>
+                <w:sz w:val="20"/>
+              </w:rPr>
+              <w:t>Длина рукояти L (F = 2,0 кН)</w:t>
+            </w:r>
+          </w:p>
+        </w:tc>
+        <w:tc>
+          <w:tcPr>
+            <w:tcW w:type="dxa" w:w="1417"/>
+            <w:vAlign w:val="center"/>
+          </w:tcPr>
+          <w:p>
+            <w:pPr>
+              <w:spacing w:after="0" w:line="240" w:lineRule="auto"/>
+            </w:pPr>
+            <w:r>
+              <w:rPr>
+                <w:rFonts w:ascii="Times New Roman" w:hAnsi="Times New Roman" w:cs="Times New Roman" w:eastAsia="Times New Roman"/>
+                <w:sz w:val="20"/>
+              </w:rPr>
+              <w:t>1066</w:t>
+            </w:r>
+          </w:p>
+        </w:tc>
+        <w:tc>
+          <w:tcPr>
+            <w:tcW w:type="dxa" w:w="850"/>
+            <w:vAlign w:val="center"/>
+          </w:tcPr>
+          <w:p>
+            <w:pPr>
+              <w:spacing w:after="0" w:line="240" w:lineRule="auto"/>
+            </w:pPr>
+            <w:r>
+              <w:rPr>
+                <w:rFonts w:ascii="Times New Roman" w:hAnsi="Times New Roman" w:cs="Times New Roman" w:eastAsia="Times New Roman"/>
+                <w:sz w:val="20"/>
+              </w:rPr>
+              <w:t>1250</w:t>
+            </w:r>
+          </w:p>
+        </w:tc>
+        <w:tc>
+          <w:tcPr>
+            <w:tcW w:type="dxa" w:w="964"/>
+            <w:vAlign w:val="center"/>
+          </w:tcPr>
+          <w:p>
+            <w:pPr>
+              <w:spacing w:after="0" w:line="240" w:lineRule="auto"/>
+            </w:pPr>
+            <w:r>
+              <w:rPr>
+                <w:rFonts w:ascii="Times New Roman" w:hAnsi="Times New Roman" w:cs="Times New Roman" w:eastAsia="Times New Roman"/>
+                <w:sz w:val="20"/>
+              </w:rPr>
+              <w:t>1120</w:t>
+            </w:r>
+          </w:p>
+        </w:tc>
+        <w:tc>
+          <w:tcPr>
+            <w:tcW w:type="dxa" w:w="1020"/>
+            <w:vAlign w:val="center"/>
+          </w:tcPr>
+          <w:p>
+            <w:pPr>
+              <w:spacing w:after="0" w:line="240" w:lineRule="auto"/>
+            </w:pPr>
+            <w:r>
+              <w:rPr>
+                <w:rFonts w:ascii="Times New Roman" w:hAnsi="Times New Roman" w:cs="Times New Roman" w:eastAsia="Times New Roman"/>
+                <w:sz w:val="20"/>
+              </w:rPr>
+              <w:t>1120</w:t>
+            </w:r>
+          </w:p>
+        </w:tc>
+        <w:tc>
+          <w:tcPr>
+            <w:tcW w:type="dxa" w:w="907"/>
+            <w:vAlign w:val="center"/>
+          </w:tcPr>
+          <w:p>
+            <w:pPr>
+              <w:spacing w:after="0" w:line="240" w:lineRule="auto"/>
+            </w:pPr>
+            <w:r>
+              <w:rPr>
+                <w:rFonts w:ascii="Times New Roman" w:hAnsi="Times New Roman" w:cs="Times New Roman" w:eastAsia="Times New Roman"/>
+                <w:sz w:val="20"/>
+              </w:rPr>
+              <w:t>Ra20</w:t>
+            </w:r>
+          </w:p>
+        </w:tc>
+        <w:tc>
+          <w:tcPr>
+            <w:tcW w:type="dxa" w:w="2494"/>
+            <w:vAlign w:val="center"/>
+          </w:tcPr>
+          <w:p>
+            <w:pPr>
+              <w:spacing w:after="0" w:line="240" w:lineRule="auto"/>
+            </w:pPr>
+            <w:r>
+              <w:rPr>
+                <w:rFonts w:ascii="Times New Roman" w:hAnsi="Times New Roman" w:cs="Times New Roman" w:eastAsia="Times New Roman"/>
+                <w:sz w:val="20"/>
+              </w:rPr>
+              <w:t>для справки, до решения по F</w:t>
+            </w:r>
+            <w:r>
+              <w:rPr>
+                <w:rFonts w:ascii="Times New Roman" w:hAnsi="Times New Roman" w:cs="Times New Roman" w:eastAsia="Times New Roman"/>
+                <w:sz w:val="20"/>
+                <w:vertAlign w:val="subscript"/>
+              </w:rPr>
+              <w:t>ук</w:t>
+            </w:r>
+          </w:p>
+        </w:tc>
+      </w:tr>
+      <w:tr>
+        <w:tc>
+          <w:tcPr>
+            <w:tcW w:type="dxa" w:w="1701"/>
+            <w:vAlign w:val="center"/>
+          </w:tcPr>
+          <w:p>
+            <w:pPr>
+              <w:spacing w:after="0" w:line="240" w:lineRule="auto"/>
+            </w:pPr>
+            <w:r>
+              <w:rPr>
+                <w:rFonts w:ascii="Times New Roman" w:hAnsi="Times New Roman" w:cs="Times New Roman" w:eastAsia="Times New Roman"/>
+                <w:sz w:val="20"/>
+              </w:rPr>
+              <w:t>Свободная зона у бутылки</w:t>
+            </w:r>
+          </w:p>
+        </w:tc>
+        <w:tc>
+          <w:tcPr>
+            <w:tcW w:type="dxa" w:w="1417"/>
+            <w:vAlign w:val="center"/>
+          </w:tcPr>
+          <w:p>
+            <w:pPr>
+              <w:spacing w:after="0" w:line="240" w:lineRule="auto"/>
+            </w:pPr>
+            <w:r>
+              <w:rPr>
+                <w:rFonts w:ascii="Times New Roman" w:hAnsi="Times New Roman" w:cs="Times New Roman" w:eastAsia="Times New Roman"/>
+                <w:sz w:val="20"/>
+              </w:rPr>
+              <w:t>≥ 1,5·60,4 = 90,6</w:t>
+            </w:r>
+          </w:p>
+        </w:tc>
+        <w:tc>
+          <w:tcPr>
+            <w:tcW w:type="dxa" w:w="850"/>
+            <w:vAlign w:val="center"/>
+          </w:tcPr>
+          <w:p>
+            <w:pPr>
+              <w:spacing w:after="0" w:line="240" w:lineRule="auto"/>
+            </w:pPr>
+            <w:r>
+              <w:rPr>
+                <w:rFonts w:ascii="Times New Roman" w:hAnsi="Times New Roman" w:cs="Times New Roman" w:eastAsia="Times New Roman"/>
+                <w:sz w:val="20"/>
+              </w:rPr>
+              <w:t>100</w:t>
+            </w:r>
+          </w:p>
+        </w:tc>
+        <w:tc>
+          <w:tcPr>
+            <w:tcW w:type="dxa" w:w="964"/>
+            <w:vAlign w:val="center"/>
+          </w:tcPr>
+          <w:p>
+            <w:pPr>
+              <w:spacing w:after="0" w:line="240" w:lineRule="auto"/>
+            </w:pPr>
+            <w:r>
+              <w:rPr>
+                <w:rFonts w:ascii="Times New Roman" w:hAnsi="Times New Roman" w:cs="Times New Roman" w:eastAsia="Times New Roman"/>
+                <w:sz w:val="20"/>
+              </w:rPr>
+              <w:t>100</w:t>
+            </w:r>
+          </w:p>
+        </w:tc>
+        <w:tc>
+          <w:tcPr>
+            <w:tcW w:type="dxa" w:w="1020"/>
+            <w:vAlign w:val="center"/>
+          </w:tcPr>
+          <w:p>
+            <w:pPr>
+              <w:spacing w:after="0" w:line="240" w:lineRule="auto"/>
+            </w:pPr>
+            <w:r>
+              <w:rPr>
+                <w:rFonts w:ascii="Times New Roman" w:hAnsi="Times New Roman" w:cs="Times New Roman" w:eastAsia="Times New Roman"/>
+                <w:sz w:val="20"/>
+              </w:rPr>
+              <w:t>100</w:t>
+            </w:r>
+          </w:p>
+        </w:tc>
+        <w:tc>
+          <w:tcPr>
+            <w:tcW w:type="dxa" w:w="907"/>
+            <w:vAlign w:val="center"/>
+          </w:tcPr>
+          <w:p>
+            <w:pPr>
+              <w:spacing w:after="0" w:line="240" w:lineRule="auto"/>
+            </w:pPr>
+            <w:r>
+              <w:rPr>
+                <w:rFonts w:ascii="Times New Roman" w:hAnsi="Times New Roman" w:cs="Times New Roman" w:eastAsia="Times New Roman"/>
+                <w:sz w:val="20"/>
+              </w:rPr>
+              <w:t>Ra5</w:t>
+            </w:r>
+          </w:p>
+        </w:tc>
+        <w:tc>
+          <w:tcPr>
+            <w:tcW w:type="dxa" w:w="2494"/>
+            <w:vAlign w:val="center"/>
+          </w:tcPr>
+          <w:p>
+            <w:pPr>
+              <w:spacing w:after="0" w:line="240" w:lineRule="auto"/>
+            </w:pPr>
+          </w:p>
+        </w:tc>
+      </w:tr>
+      <w:tr>
+        <w:tc>
+          <w:tcPr>
+            <w:tcW w:type="dxa" w:w="1701"/>
+            <w:vAlign w:val="center"/>
+          </w:tcPr>
+          <w:p>
+            <w:pPr>
+              <w:spacing w:after="0" w:line="240" w:lineRule="auto"/>
+            </w:pPr>
+            <w:r>
+              <w:rPr>
+                <w:rFonts w:ascii="Times New Roman" w:hAnsi="Times New Roman" w:cs="Times New Roman" w:eastAsia="Times New Roman"/>
+                <w:sz w:val="20"/>
+              </w:rPr>
+              <w:t>Основание a × b (ТЗ)</w:t>
+            </w:r>
+          </w:p>
+        </w:tc>
+        <w:tc>
+          <w:tcPr>
+            <w:tcW w:type="dxa" w:w="1417"/>
+            <w:vAlign w:val="center"/>
+          </w:tcPr>
+          <w:p>
+            <w:pPr>
+              <w:spacing w:after="0" w:line="240" w:lineRule="auto"/>
+            </w:pPr>
+            <w:r>
+              <w:rPr>
+                <w:rFonts w:ascii="Times New Roman" w:hAnsi="Times New Roman" w:cs="Times New Roman" w:eastAsia="Times New Roman"/>
+                <w:sz w:val="20"/>
+              </w:rPr>
+              <w:t>200 × 150</w:t>
+            </w:r>
+          </w:p>
+        </w:tc>
+        <w:tc>
+          <w:tcPr>
+            <w:tcW w:type="dxa" w:w="850"/>
+            <w:vAlign w:val="center"/>
+          </w:tcPr>
+          <w:p>
+            <w:pPr>
+              <w:spacing w:after="0" w:line="240" w:lineRule="auto"/>
+            </w:pPr>
+            <w:r>
+              <w:rPr>
+                <w:rFonts w:ascii="Times New Roman" w:hAnsi="Times New Roman" w:cs="Times New Roman" w:eastAsia="Times New Roman"/>
+                <w:sz w:val="20"/>
+              </w:rPr>
+              <w:t>200 × 160</w:t>
+            </w:r>
+          </w:p>
+        </w:tc>
+        <w:tc>
+          <w:tcPr>
+            <w:tcW w:type="dxa" w:w="964"/>
+            <w:vAlign w:val="center"/>
+          </w:tcPr>
+          <w:p>
+            <w:pPr>
+              <w:spacing w:after="0" w:line="240" w:lineRule="auto"/>
+            </w:pPr>
+            <w:r>
+              <w:rPr>
+                <w:rFonts w:ascii="Times New Roman" w:hAnsi="Times New Roman" w:cs="Times New Roman" w:eastAsia="Times New Roman"/>
+                <w:sz w:val="20"/>
+              </w:rPr>
+              <w:t>200 × 160</w:t>
+            </w:r>
+          </w:p>
+        </w:tc>
+        <w:tc>
+          <w:tcPr>
+            <w:tcW w:type="dxa" w:w="1020"/>
+            <w:vAlign w:val="center"/>
+          </w:tcPr>
+          <w:p>
+            <w:pPr>
+              <w:spacing w:after="0" w:line="240" w:lineRule="auto"/>
+            </w:pPr>
+            <w:r>
+              <w:rPr>
+                <w:rFonts w:ascii="Times New Roman" w:hAnsi="Times New Roman" w:cs="Times New Roman" w:eastAsia="Times New Roman"/>
+                <w:sz w:val="20"/>
+              </w:rPr>
+              <w:t>200 × 160</w:t>
+            </w:r>
+          </w:p>
+        </w:tc>
+        <w:tc>
+          <w:tcPr>
+            <w:tcW w:type="dxa" w:w="907"/>
+            <w:vAlign w:val="center"/>
+          </w:tcPr>
+          <w:p>
+            <w:pPr>
+              <w:spacing w:after="0" w:line="240" w:lineRule="auto"/>
+            </w:pPr>
+            <w:r>
+              <w:rPr>
+                <w:rFonts w:ascii="Times New Roman" w:hAnsi="Times New Roman" w:cs="Times New Roman" w:eastAsia="Times New Roman"/>
+                <w:sz w:val="20"/>
+              </w:rPr>
+              <w:t>Ra10 / Ra5</w:t>
+            </w:r>
+          </w:p>
+        </w:tc>
+        <w:tc>
+          <w:tcPr>
+            <w:tcW w:type="dxa" w:w="2494"/>
+            <w:vAlign w:val="center"/>
+          </w:tcPr>
+          <w:p>
+            <w:pPr>
+              <w:spacing w:after="0" w:line="240" w:lineRule="auto"/>
+            </w:pPr>
+            <w:r>
+              <w:rPr>
+                <w:rFonts w:ascii="Times New Roman" w:hAnsi="Times New Roman" w:cs="Times New Roman" w:eastAsia="Times New Roman"/>
+                <w:sz w:val="20"/>
+              </w:rPr>
+              <w:t>150 есть только в Ra40 — рекомендуется исправить в ТЗ</w:t>
+            </w:r>
+          </w:p>
+        </w:tc>
+      </w:tr>
+      <w:tr>
+        <w:tc>
+          <w:tcPr>
+            <w:tcW w:type="dxa" w:w="1701"/>
+            <w:vAlign w:val="center"/>
+          </w:tcPr>
+          <w:p>
+            <w:pPr>
+              <w:spacing w:after="0" w:line="240" w:lineRule="auto"/>
+            </w:pPr>
+            <w:r>
+              <w:rPr>
+                <w:rFonts w:ascii="Times New Roman" w:hAnsi="Times New Roman" w:cs="Times New Roman" w:eastAsia="Times New Roman"/>
+                <w:sz w:val="20"/>
+              </w:rPr>
+              <w:t>Высота устройства (ТЗ)</w:t>
+            </w:r>
+          </w:p>
+        </w:tc>
+        <w:tc>
+          <w:tcPr>
+            <w:tcW w:type="dxa" w:w="1417"/>
+            <w:vAlign w:val="center"/>
+          </w:tcPr>
+          <w:p>
+            <w:pPr>
+              <w:spacing w:after="0" w:line="240" w:lineRule="auto"/>
+            </w:pPr>
+            <w:r>
+              <w:rPr>
+                <w:rFonts w:ascii="Times New Roman" w:hAnsi="Times New Roman" w:cs="Times New Roman" w:eastAsia="Times New Roman"/>
+                <w:sz w:val="20"/>
+              </w:rPr>
+              <w:t>400–450</w:t>
+            </w:r>
+          </w:p>
+        </w:tc>
+        <w:tc>
+          <w:tcPr>
+            <w:tcW w:type="dxa" w:w="850"/>
+            <w:vAlign w:val="center"/>
+          </w:tcPr>
+          <w:p>
+            <w:pPr>
+              <w:spacing w:after="0" w:line="240" w:lineRule="auto"/>
+            </w:pPr>
+            <w:r>
+              <w:rPr>
+                <w:rFonts w:ascii="Times New Roman" w:hAnsi="Times New Roman" w:cs="Times New Roman" w:eastAsia="Times New Roman"/>
+                <w:sz w:val="20"/>
+              </w:rPr>
+              <w:t>400</w:t>
+            </w:r>
+          </w:p>
+        </w:tc>
+        <w:tc>
+          <w:tcPr>
+            <w:tcW w:type="dxa" w:w="964"/>
+            <w:vAlign w:val="center"/>
+          </w:tcPr>
+          <w:p>
+            <w:pPr>
+              <w:spacing w:after="0" w:line="240" w:lineRule="auto"/>
+            </w:pPr>
+            <w:r>
+              <w:rPr>
+                <w:rFonts w:ascii="Times New Roman" w:hAnsi="Times New Roman" w:cs="Times New Roman" w:eastAsia="Times New Roman"/>
+                <w:sz w:val="20"/>
+              </w:rPr>
+              <w:t>400 / 450</w:t>
+            </w:r>
+          </w:p>
+        </w:tc>
+        <w:tc>
+          <w:tcPr>
+            <w:tcW w:type="dxa" w:w="1020"/>
+            <w:vAlign w:val="center"/>
+          </w:tcPr>
+          <w:p>
+            <w:pPr>
+              <w:spacing w:after="0" w:line="240" w:lineRule="auto"/>
+            </w:pPr>
+            <w:r>
+              <w:rPr>
+                <w:rFonts w:ascii="Times New Roman" w:hAnsi="Times New Roman" w:cs="Times New Roman" w:eastAsia="Times New Roman"/>
+                <w:sz w:val="20"/>
+              </w:rPr>
+              <w:t>уточнить</w:t>
+            </w:r>
+          </w:p>
+        </w:tc>
+        <w:tc>
+          <w:tcPr>
+            <w:tcW w:type="dxa" w:w="907"/>
+            <w:vAlign w:val="center"/>
+          </w:tcPr>
+          <w:p>
+            <w:pPr>
+              <w:spacing w:after="0" w:line="240" w:lineRule="auto"/>
+            </w:pPr>
+            <w:r>
+              <w:rPr>
+                <w:rFonts w:ascii="Times New Roman" w:hAnsi="Times New Roman" w:cs="Times New Roman" w:eastAsia="Times New Roman"/>
+                <w:sz w:val="20"/>
+              </w:rPr>
+              <w:t>Ra5 / Ra20</w:t>
+            </w:r>
+          </w:p>
+        </w:tc>
+        <w:tc>
+          <w:tcPr>
+            <w:tcW w:type="dxa" w:w="2494"/>
+            <w:vAlign w:val="center"/>
+          </w:tcPr>
+          <w:p>
+            <w:pPr>
+              <w:spacing w:after="0" w:line="240" w:lineRule="auto"/>
+            </w:pPr>
+            <w:r>
+              <w:rPr>
+                <w:rFonts w:ascii="Times New Roman" w:hAnsi="Times New Roman" w:cs="Times New Roman" w:eastAsia="Times New Roman"/>
+                <w:sz w:val="20"/>
+              </w:rPr>
+              <w:t>оба значения нормальные; окончательно — после компоновки</w:t>
+            </w:r>
+          </w:p>
+        </w:tc>
+      </w:tr>
+      <w:tr>
+        <w:tc>
+          <w:tcPr>
+            <w:tcW w:type="dxa" w:w="1701"/>
+            <w:vAlign w:val="center"/>
+          </w:tcPr>
+          <w:p>
+            <w:pPr>
+              <w:spacing w:after="0" w:line="240" w:lineRule="auto"/>
+            </w:pPr>
+            <w:r>
+              <w:rPr>
+                <w:rFonts w:ascii="Times New Roman" w:hAnsi="Times New Roman" w:cs="Times New Roman" w:eastAsia="Times New Roman"/>
+                <w:sz w:val="20"/>
+              </w:rPr>
+              <w:t>Длина рукояти в ТЗ</w:t>
+            </w:r>
+          </w:p>
+        </w:tc>
+        <w:tc>
+          <w:tcPr>
+            <w:tcW w:type="dxa" w:w="1417"/>
+            <w:vAlign w:val="center"/>
+          </w:tcPr>
+          <w:p>
+            <w:pPr>
+              <w:spacing w:after="0" w:line="240" w:lineRule="auto"/>
+            </w:pPr>
+            <w:r>
+              <w:rPr>
+                <w:rFonts w:ascii="Times New Roman" w:hAnsi="Times New Roman" w:cs="Times New Roman" w:eastAsia="Times New Roman"/>
+                <w:sz w:val="20"/>
+              </w:rPr>
+              <w:t>≈ 350</w:t>
+            </w:r>
+          </w:p>
+        </w:tc>
+        <w:tc>
+          <w:tcPr>
+            <w:tcW w:type="dxa" w:w="850"/>
+            <w:vAlign w:val="center"/>
+          </w:tcPr>
+          <w:p>
+            <w:pPr>
+              <w:spacing w:after="0" w:line="240" w:lineRule="auto"/>
+            </w:pPr>
+            <w:r>
+              <w:rPr>
+                <w:rFonts w:ascii="Times New Roman" w:hAnsi="Times New Roman" w:cs="Times New Roman" w:eastAsia="Times New Roman"/>
+                <w:sz w:val="20"/>
+              </w:rPr>
+              <w:t>—</w:t>
+            </w:r>
+          </w:p>
+        </w:tc>
+        <w:tc>
+          <w:tcPr>
+            <w:tcW w:type="dxa" w:w="964"/>
+            <w:vAlign w:val="center"/>
+          </w:tcPr>
+          <w:p>
+            <w:pPr>
+              <w:spacing w:after="0" w:line="240" w:lineRule="auto"/>
+            </w:pPr>
+            <w:r>
+              <w:rPr>
+                <w:rFonts w:ascii="Times New Roman" w:hAnsi="Times New Roman" w:cs="Times New Roman" w:eastAsia="Times New Roman"/>
+                <w:sz w:val="20"/>
+              </w:rPr>
+              <w:t>—</w:t>
+            </w:r>
+          </w:p>
+        </w:tc>
+        <w:tc>
+          <w:tcPr>
+            <w:tcW w:type="dxa" w:w="1020"/>
+            <w:vAlign w:val="center"/>
+          </w:tcPr>
+          <w:p>
+            <w:pPr>
+              <w:spacing w:after="0" w:line="240" w:lineRule="auto"/>
+            </w:pPr>
+            <w:r>
+              <w:rPr>
+                <w:rFonts w:ascii="Times New Roman" w:hAnsi="Times New Roman" w:cs="Times New Roman" w:eastAsia="Times New Roman"/>
+                <w:sz w:val="20"/>
+              </w:rPr>
+              <w:t>заменена расчётом</w:t>
+            </w:r>
+          </w:p>
+        </w:tc>
+        <w:tc>
+          <w:tcPr>
+            <w:tcW w:type="dxa" w:w="907"/>
+            <w:vAlign w:val="center"/>
+          </w:tcPr>
+          <w:p>
+            <w:pPr>
+              <w:spacing w:after="0" w:line="240" w:lineRule="auto"/>
+            </w:pPr>
+            <w:r>
+              <w:rPr>
+                <w:rFonts w:ascii="Times New Roman" w:hAnsi="Times New Roman" w:cs="Times New Roman" w:eastAsia="Times New Roman"/>
+                <w:sz w:val="20"/>
+              </w:rPr>
+              <w:t>—</w:t>
+            </w:r>
+          </w:p>
+        </w:tc>
+        <w:tc>
+          <w:tcPr>
+            <w:tcW w:type="dxa" w:w="2494"/>
+            <w:vAlign w:val="center"/>
+          </w:tcPr>
+          <w:p>
+            <w:pPr>
+              <w:spacing w:after="0" w:line="240" w:lineRule="auto"/>
+            </w:pPr>
+            <w:r>
+              <w:rPr>
+                <w:rFonts w:ascii="Times New Roman" w:hAnsi="Times New Roman" w:cs="Times New Roman" w:eastAsia="Times New Roman"/>
+                <w:sz w:val="20"/>
+              </w:rPr>
+              <w:t>350 — лишь «дополнительный размер» ГОСТ 6636</w:t>
+            </w:r>
+          </w:p>
+        </w:tc>
+      </w:tr>
+    </w:tbl>
+    <w:p>
+      <w:pPr>
+        <w:spacing w:before="0" w:after="40"/>
+      </w:pPr>
+    </w:p>
+    <w:p>
+      <w:pPr>
+        <w:keepNext/>
+        <w:spacing w:before="120" w:after="40"/>
+      </w:pPr>
+      <w:r>
+        <w:rPr>
+          <w:rFonts w:ascii="Times New Roman" w:hAnsi="Times New Roman" w:cs="Times New Roman" w:eastAsia="Times New Roman"/>
+          <w:b/>
+          <w:sz w:val="28"/>
+        </w:rPr>
+        <w:t>7.2. Проверка после нормализации (S = 16 мм, e = 28 мм)</w:t>
+      </w:r>
+    </w:p>
+    <w:p>
+      <w:pPr>
+        <w:spacing w:before="80" w:after="80"/>
+        <w:jc w:val="center"/>
+      </w:pPr>
+      <w:r>
+        <w:rPr>
+          <w:rFonts w:ascii="Cambria Math" w:hAnsi="Cambria Math" w:cs="Cambria Math" w:eastAsia="Cambria Math"/>
+          <w:sz w:val="28"/>
+        </w:rPr>
+        <w:t>Δφ = arctg(16/28) = 29,7° ≤ 30°</w:t>
+      </w:r>
+    </w:p>
+    <w:p>
+      <w:pPr>
+        <w:spacing w:before="80" w:after="80"/>
+        <w:jc w:val="center"/>
+      </w:pPr>
+      <w:r>
+        <w:rPr>
+          <w:rFonts w:ascii="Cambria Math" w:hAnsi="Cambria Math" w:cs="Cambria Math" w:eastAsia="Cambria Math"/>
+          <w:sz w:val="28"/>
+        </w:rPr>
+        <w:t>φ</w:t>
+      </w:r>
+      <w:r>
+        <w:rPr>
+          <w:rFonts w:ascii="Cambria Math" w:hAnsi="Cambria Math" w:cs="Cambria Math" w:eastAsia="Cambria Math"/>
+          <w:sz w:val="28"/>
+          <w:vertAlign w:val="subscript"/>
+        </w:rPr>
+        <w:t>об</w:t>
+      </w:r>
+      <w:r>
+        <w:rPr>
+          <w:rFonts w:ascii="Cambria Math" w:hAnsi="Cambria Math" w:cs="Cambria Math" w:eastAsia="Cambria Math"/>
+          <w:sz w:val="28"/>
+        </w:rPr>
+        <w:t xml:space="preserve"> = arctg(6/28) = 12,1°,     L = (F/P)·(28 + 6</w:t>
+      </w:r>
+      <w:r>
+        <w:rPr>
+          <w:rFonts w:ascii="Cambria Math" w:hAnsi="Cambria Math" w:cs="Cambria Math" w:eastAsia="Cambria Math"/>
+          <w:sz w:val="28"/>
+          <w:vertAlign w:val="superscript"/>
+        </w:rPr>
+        <w:t>2</w:t>
+      </w:r>
+      <w:r>
+        <w:rPr>
+          <w:rFonts w:ascii="Cambria Math" w:hAnsi="Cambria Math" w:cs="Cambria Math" w:eastAsia="Cambria Math"/>
+          <w:sz w:val="28"/>
+        </w:rPr>
+        <w:t>/28) = 29,29·F/P</w:t>
+      </w:r>
+    </w:p>
+    <w:p>
+      <w:pPr>
+        <w:spacing w:before="0" w:after="0" w:line="360" w:lineRule="auto"/>
+        <w:ind w:firstLine="709"/>
+      </w:pPr>
+      <w:r>
+        <w:rPr>
+          <w:rFonts w:ascii="Times New Roman" w:hAnsi="Times New Roman" w:cs="Times New Roman" w:eastAsia="Times New Roman"/>
+          <w:sz w:val="28"/>
+        </w:rPr>
+        <w:t>Длина рукояти от хода не зависит, поэтому L = 426 → 450 мм (F = 800 Н) сохраняется. Камень перемещается по пазу кулисы от l</w:t>
+      </w:r>
+      <w:r>
+        <w:rPr>
+          <w:rFonts w:ascii="Times New Roman" w:hAnsi="Times New Roman" w:cs="Times New Roman" w:eastAsia="Times New Roman"/>
+          <w:sz w:val="28"/>
+          <w:vertAlign w:val="subscript"/>
+        </w:rPr>
+        <w:t>OB</w:t>
+      </w:r>
+      <w:r>
+        <w:rPr>
+          <w:rFonts w:ascii="Times New Roman" w:hAnsi="Times New Roman" w:cs="Times New Roman" w:eastAsia="Times New Roman"/>
+          <w:sz w:val="28"/>
+        </w:rPr>
+        <w:t xml:space="preserve"> = 28 мм до l</w:t>
+      </w:r>
+      <w:r>
+        <w:rPr>
+          <w:rFonts w:ascii="Times New Roman" w:hAnsi="Times New Roman" w:cs="Times New Roman" w:eastAsia="Times New Roman"/>
+          <w:sz w:val="28"/>
+          <w:vertAlign w:val="subscript"/>
+        </w:rPr>
+        <w:t>OB</w:t>
+      </w:r>
+      <w:r>
+        <w:rPr>
+          <w:rFonts w:ascii="Times New Roman" w:hAnsi="Times New Roman" w:cs="Times New Roman" w:eastAsia="Times New Roman"/>
+          <w:sz w:val="28"/>
+        </w:rPr>
+        <w:t xml:space="preserve"> = 28/cos 29,7° = 32,25 мм, т. е. на 4,25 мм; длина паза назначается при конструировании с учётом диаметра камня. Дуга хода руки при L = 450 мм — 234 мм. Нелинейность y(φ) относительно хорды — 0,59 мм = 3,7 % хода.</w:t>
+      </w:r>
+    </w:p>
+    <w:p>
+      <w:pPr>
+        <w:spacing w:before="0" w:after="0" w:line="360" w:lineRule="auto"/>
+        <w:ind w:firstLine="709"/>
+      </w:pPr>
+      <w:r>
+        <w:rPr>
+          <w:rFonts w:ascii="Times New Roman" w:hAnsi="Times New Roman" w:cs="Times New Roman" w:eastAsia="Times New Roman"/>
+          <w:sz w:val="28"/>
+        </w:rPr>
+        <w:t>Для варианта п. 6.2 значения e = 11, 16, 20, 25 мм уже нормальные (Ra20, Ra5, Ra10, Ra5); длины рукояти по Ra20 при F = 800 Н: 208 → 220, 265 → 280, 317 → 320, 385 → 400 мм. При S = 16 мм угол Δφ для этих e: 55,5°, 45,0°, 38,7°, 32,6°.</w:t>
+      </w:r>
+    </w:p>
+    <w:p>
+      <w:pPr>
+        <w:keepNext/>
+        <w:spacing w:before="120" w:after="40"/>
+      </w:pPr>
+      <w:r>
+        <w:rPr>
+          <w:rFonts w:ascii="Times New Roman" w:hAnsi="Times New Roman" w:cs="Times New Roman" w:eastAsia="Times New Roman"/>
+          <w:b/>
+          <w:sz w:val="28"/>
+        </w:rPr>
+        <w:t>7.3. Размеры, к которым ГОСТ 6636-69 не применяется</w:t>
+      </w:r>
+    </w:p>
+    <w:p>
+      <w:pPr>
+        <w:pStyle w:val="ListBullet"/>
+        <w:spacing w:before="0" w:after="40" w:line="312" w:lineRule="auto"/>
+      </w:pPr>
+      <w:r>
+        <w:rPr>
+          <w:rFonts w:ascii="Times New Roman" w:hAnsi="Times New Roman" w:cs="Times New Roman" w:eastAsia="Times New Roman"/>
+          <w:sz w:val="26"/>
+        </w:rPr>
+        <w:t>Размеры бутылки, венчика, крышки и толщина жести (226,5; 60,4; 26,55; 16,5–18,0; 6,00; 26,75; 32,10; 0,22 мм) — установлены стандартами и документацией на конкретные изделия (п. 1).</w:t>
+      </w:r>
+    </w:p>
+    <w:p>
+      <w:pPr>
+        <w:pStyle w:val="ListBullet"/>
+        <w:spacing w:before="0" w:after="40" w:line="312" w:lineRule="auto"/>
+      </w:pPr>
+      <w:r>
+        <w:rPr>
+          <w:rFonts w:ascii="Times New Roman" w:hAnsi="Times New Roman" w:cs="Times New Roman" w:eastAsia="Times New Roman"/>
+          <w:sz w:val="26"/>
+        </w:rPr>
+        <w:t>S</w:t>
+      </w:r>
+      <w:r>
+        <w:rPr>
+          <w:rFonts w:ascii="Times New Roman" w:hAnsi="Times New Roman" w:cs="Times New Roman" w:eastAsia="Times New Roman"/>
+          <w:sz w:val="26"/>
+          <w:vertAlign w:val="subscript"/>
+        </w:rPr>
+        <w:t>об</w:t>
+      </w:r>
+      <w:r>
+        <w:rPr>
+          <w:rFonts w:ascii="Times New Roman" w:hAnsi="Times New Roman" w:cs="Times New Roman" w:eastAsia="Times New Roman"/>
+          <w:sz w:val="26"/>
+        </w:rPr>
+        <w:t xml:space="preserve"> = 6 мм и текущие положения y(φ), l</w:t>
+      </w:r>
+      <w:r>
+        <w:rPr>
+          <w:rFonts w:ascii="Times New Roman" w:hAnsi="Times New Roman" w:cs="Times New Roman" w:eastAsia="Times New Roman"/>
+          <w:sz w:val="26"/>
+          <w:vertAlign w:val="subscript"/>
+        </w:rPr>
+        <w:t>OB</w:t>
+      </w:r>
+      <w:r>
+        <w:rPr>
+          <w:rFonts w:ascii="Times New Roman" w:hAnsi="Times New Roman" w:cs="Times New Roman" w:eastAsia="Times New Roman"/>
+          <w:sz w:val="26"/>
+        </w:rPr>
+        <w:t>(φ) — связаны расчётными зависимостями с принятыми размерами (п. 1).</w:t>
+      </w:r>
+    </w:p>
+    <w:p>
+      <w:pPr>
+        <w:pStyle w:val="ListBullet"/>
+        <w:spacing w:before="0" w:after="40" w:line="312" w:lineRule="auto"/>
+      </w:pPr>
+      <w:r>
+        <w:rPr>
+          <w:rFonts w:ascii="Times New Roman" w:hAnsi="Times New Roman" w:cs="Times New Roman" w:eastAsia="Times New Roman"/>
+          <w:sz w:val="26"/>
+        </w:rPr>
+        <w:t>Углы Δφ, φ</w:t>
+      </w:r>
+      <w:r>
+        <w:rPr>
+          <w:rFonts w:ascii="Times New Roman" w:hAnsi="Times New Roman" w:cs="Times New Roman" w:eastAsia="Times New Roman"/>
+          <w:sz w:val="26"/>
+          <w:vertAlign w:val="subscript"/>
+        </w:rPr>
+        <w:t>об</w:t>
+      </w:r>
+      <w:r>
+        <w:rPr>
+          <w:rFonts w:ascii="Times New Roman" w:hAnsi="Times New Roman" w:cs="Times New Roman" w:eastAsia="Times New Roman"/>
+          <w:sz w:val="26"/>
+        </w:rPr>
+        <w:t xml:space="preserve"> — ГОСТ 6636-69 нормирует только линейные размеры; углы здесь — результат кинематического расчёта.</w:t>
+      </w:r>
+    </w:p>
+    <w:p>
+      <w:pPr>
+        <w:spacing w:before="0" w:after="0" w:line="360" w:lineRule="auto"/>
+        <w:ind w:firstLine="709"/>
+      </w:pPr>
+      <w:r>
+        <w:rPr>
+          <w:rFonts w:ascii="Times New Roman" w:hAnsi="Times New Roman" w:cs="Times New Roman" w:eastAsia="Times New Roman"/>
+          <w:sz w:val="28"/>
+        </w:rPr>
+        <w:t>В ряд Ra5 попали ход S = 16 мм, зазор 10 мм, свободная зона 100 мм и ширина основания 160 мм — это наиболее предпочтительный ряд по п. 4.</w:t>
+      </w:r>
+    </w:p>
+    <w:p>
+      <w:pPr>
+        <w:keepNext/>
+        <w:spacing w:before="200" w:after="80"/>
+      </w:pPr>
+      <w:r>
+        <w:rPr>
+          <w:rFonts w:ascii="Times New Roman" w:hAnsi="Times New Roman" w:cs="Times New Roman" w:eastAsia="Times New Roman"/>
+          <w:b/>
+          <w:sz w:val="30"/>
+        </w:rPr>
+        <w:t>8. Применимость лекционного материала к тангенсному механизму</w:t>
       </w:r>
     </w:p>
     <w:p>
@@ -6364,7 +8097,7 @@
           <w:rFonts w:ascii="Times New Roman" w:hAnsi="Times New Roman" w:cs="Times New Roman" w:eastAsia="Times New Roman"/>
           <w:sz w:val="26"/>
         </w:rPr>
-        <w:t>Если под «1/20» имелась в виду нелинейность функции положения y(φ): при e = 28 мм наибольшее отклонение y(φ) от хорды — 0,49 мм = 3,3 % хода &lt; 5 % — условие тоже выполняется.</w:t>
+        <w:t>Если под «1/20» имелась в виду нелинейность функции положения y(φ): при e = 28 мм и S = 16 мм наибольшее отклонение y(φ) от хорды — 0,59 мм = 3,7 % хода &lt; 5 % — условие тоже выполняется.</w:t>
       </w:r>
     </w:p>
     <w:p>
@@ -6378,7 +8111,7 @@
           <w:b/>
           <w:sz w:val="30"/>
         </w:rPr>
-        <w:t>8. Принятые допущения</w:t>
+        <w:t>9. Принятые допущения</w:t>
       </w:r>
     </w:p>
     <w:p>
@@ -6462,7 +8195,7 @@
           <w:rFonts w:ascii="Times New Roman" w:hAnsi="Times New Roman" w:cs="Times New Roman" w:eastAsia="Times New Roman"/>
           <w:sz w:val="26"/>
         </w:rPr>
-        <w:t>S = 15 мм по ТЗ; участок обжима S</w:t>
+        <w:t>S = 15 мм по ТЗ, после нормализации S = 16 мм (раздел 7); участок обжима S</w:t>
       </w:r>
       <w:r>
         <w:rPr>
@@ -6517,7 +8250,7 @@
           <w:b/>
           <w:sz w:val="30"/>
         </w:rPr>
-        <w:t>9. Вопросы преподавателю (с численными результатами)</w:t>
+        <w:t>10. Вопросы преподавателю (с численными результатами)</w:t>
       </w:r>
     </w:p>
     <w:p>
@@ -6642,7 +8375,20 @@
           <w:rFonts w:ascii="Times New Roman" w:hAnsi="Times New Roman" w:cs="Times New Roman" w:eastAsia="Times New Roman"/>
           <w:sz w:val="26"/>
         </w:rPr>
-        <w:t>Подтвердить разбиение хода: зазор 9 мм + обжим 6 мм.</w:t>
+        <w:t>Подтвердить ход S = 16 мм (Ra5): технологический зазор 10 мм + обжим 6 мм (≈ высота крышки).</w:t>
+      </w:r>
+    </w:p>
+    <w:p>
+      <w:pPr>
+        <w:pStyle w:val="ListNumber"/>
+        <w:spacing w:before="0" w:after="80" w:line="300" w:lineRule="auto"/>
+      </w:pPr>
+      <w:r>
+        <w:rPr>
+          <w:rFonts w:ascii="Times New Roman" w:hAnsi="Times New Roman" w:cs="Times New Roman" w:eastAsia="Times New Roman"/>
+          <w:sz w:val="26"/>
+        </w:rPr>
+        <w:t>Для расстояния e выбран ряд Ra20 (28 мм), а не Ra10 (32 мм): рукоять 450 мм вместо 500 мм. Допустимо ли такое обоснование по п. 4 ГОСТ 6636-69?</w:t>
       </w:r>
     </w:p>
     <w:p>
@@ -6656,7 +8402,7 @@
           <w:b/>
           <w:sz w:val="30"/>
         </w:rPr>
-        <w:t>10. Источники</w:t>
+        <w:t>11. Источники</w:t>
       </w:r>
     </w:p>
     <w:p>
@@ -6683,6 +8429,19 @@
           <w:sz w:val="26"/>
         </w:rPr>
         <w:t>ГОСТ 13345-85 «Жесть. Технические условия» — табл. 2, табл. 5, п. 3.1.2. allgosts.ru/77/140/gost_13345-85</w:t>
+      </w:r>
+    </w:p>
+    <w:p>
+      <w:pPr>
+        <w:pStyle w:val="ListBullet"/>
+        <w:spacing w:before="0" w:after="40" w:line="312" w:lineRule="auto"/>
+      </w:pPr>
+      <w:r>
+        <w:rPr>
+          <w:rFonts w:ascii="Times New Roman" w:hAnsi="Times New Roman" w:cs="Times New Roman" w:eastAsia="Times New Roman"/>
+          <w:sz w:val="26"/>
+        </w:rPr>
+        <w:t>ГОСТ 6636-69 «Основные нормы взаимозаменяемости. Нормальные линейные размеры» — пп. 1, 4, таблица. meganorm.ru/Data2/1/4294823/4294823017.htm</w:t>
       </w:r>
     </w:p>
     <w:p>
